--- a/public/files/partnership-agreement/partnership-agreement.docx
+++ b/public/files/partnership-agreement/partnership-agreement.docx
@@ -4,7 +4,7 @@
   <w:body>
     <w:p>
       <w:pPr>
-        <w:spacing w:after="41" w:before="0" w:line="312" w:lineRule="auto"/>
+        <w:spacing w:after="50" w:before="0" w:line="312" w:lineRule="auto"/>
         <w:jc w:val="center"/>
       </w:pPr>
       <w:r>
@@ -19,7 +19,7 @@
     </w:p>
     <w:p>
       <w:pPr>
-        <w:spacing w:after="103" w:before="0" w:line="312" w:lineRule="auto"/>
+        <w:spacing w:after="125" w:before="0" w:line="312" w:lineRule="auto"/>
         <w:jc w:val="left"/>
         <w:pBdr>
           <w:bottom w:val="single" w:sz="14" w:space="2" w:color="24384F"/>
@@ -35,7 +35,7 @@
     </w:p>
     <w:p>
       <w:pPr>
-        <w:spacing w:after="82" w:before="0" w:line="312" w:lineRule="auto"/>
+        <w:spacing w:after="100" w:before="0" w:line="312" w:lineRule="auto"/>
         <w:jc w:val="center"/>
       </w:pPr>
       <w:r>
@@ -49,7 +49,7 @@
     </w:p>
     <w:p>
       <w:pPr>
-        <w:spacing w:after="41" w:before="82" w:line="312" w:lineRule="auto"/>
+        <w:spacing w:after="50" w:before="100" w:line="312" w:lineRule="auto"/>
         <w:jc w:val="left"/>
         <w:pBdr>
           <w:bottom w:val="single" w:sz="6" w:space="2" w:color="C9D2DD"/>
@@ -92,7 +92,7 @@
       </w:tblGrid>
       <w:tr>
         <w:trPr>
-          <w:trHeight w:val="524" w:hRule="atLeast"/>
+          <w:trHeight w:val="637" w:hRule="atLeast"/>
         </w:trPr>
         <w:tc>
           <w:tcPr>
@@ -271,7 +271,7 @@
       </w:tr>
       <w:tr>
         <w:trPr>
-          <w:trHeight w:val="524" w:hRule="atLeast"/>
+          <w:trHeight w:val="637" w:hRule="atLeast"/>
         </w:trPr>
         <w:tc>
           <w:tcPr>
@@ -287,7 +287,7 @@
           <w:p>
             <w:pPr>
               <w:spacing w:after="0" w:line="312" w:lineRule="auto"/>
-              <w:jc w:val="left"/>
+              <w:jc w:val="center"/>
             </w:pPr>
             <w:r/>
             <w:r>
@@ -313,7 +313,7 @@
           <w:p>
             <w:pPr>
               <w:spacing w:after="0" w:line="312" w:lineRule="auto"/>
-              <w:jc w:val="left"/>
+              <w:jc w:val="center"/>
             </w:pPr>
             <w:r/>
             <w:r>
@@ -339,7 +339,7 @@
           <w:p>
             <w:pPr>
               <w:spacing w:after="0" w:line="312" w:lineRule="auto"/>
-              <w:jc w:val="left"/>
+              <w:jc w:val="center"/>
             </w:pPr>
             <w:r/>
             <w:r>
@@ -365,7 +365,7 @@
           <w:p>
             <w:pPr>
               <w:spacing w:after="0" w:line="312" w:lineRule="auto"/>
-              <w:jc w:val="left"/>
+              <w:jc w:val="center"/>
             </w:pPr>
             <w:r/>
             <w:r>
@@ -391,7 +391,7 @@
           <w:p>
             <w:pPr>
               <w:spacing w:after="0" w:line="312" w:lineRule="auto"/>
-              <w:jc w:val="left"/>
+              <w:jc w:val="center"/>
             </w:pPr>
             <w:r/>
             <w:r>
@@ -417,7 +417,7 @@
           <w:p>
             <w:pPr>
               <w:spacing w:after="0" w:line="312" w:lineRule="auto"/>
-              <w:jc w:val="left"/>
+              <w:jc w:val="center"/>
             </w:pPr>
             <w:r/>
             <w:r>
@@ -432,7 +432,7 @@
       </w:tr>
       <w:tr>
         <w:trPr>
-          <w:trHeight w:val="524" w:hRule="atLeast"/>
+          <w:trHeight w:val="637" w:hRule="atLeast"/>
         </w:trPr>
         <w:tc>
           <w:tcPr>
@@ -448,7 +448,7 @@
           <w:p>
             <w:pPr>
               <w:spacing w:after="0" w:line="312" w:lineRule="auto"/>
-              <w:jc w:val="left"/>
+              <w:jc w:val="center"/>
             </w:pPr>
             <w:r/>
             <w:r>
@@ -474,7 +474,7 @@
           <w:p>
             <w:pPr>
               <w:spacing w:after="0" w:line="312" w:lineRule="auto"/>
-              <w:jc w:val="left"/>
+              <w:jc w:val="center"/>
             </w:pPr>
             <w:r/>
             <w:r>
@@ -500,7 +500,7 @@
           <w:p>
             <w:pPr>
               <w:spacing w:after="0" w:line="312" w:lineRule="auto"/>
-              <w:jc w:val="left"/>
+              <w:jc w:val="center"/>
             </w:pPr>
             <w:r/>
             <w:r>
@@ -526,7 +526,7 @@
           <w:p>
             <w:pPr>
               <w:spacing w:after="0" w:line="312" w:lineRule="auto"/>
-              <w:jc w:val="left"/>
+              <w:jc w:val="center"/>
             </w:pPr>
             <w:r/>
             <w:r>
@@ -552,7 +552,7 @@
           <w:p>
             <w:pPr>
               <w:spacing w:after="0" w:line="312" w:lineRule="auto"/>
-              <w:jc w:val="left"/>
+              <w:jc w:val="center"/>
             </w:pPr>
             <w:r/>
             <w:r>
@@ -578,7 +578,7 @@
           <w:p>
             <w:pPr>
               <w:spacing w:after="0" w:line="312" w:lineRule="auto"/>
-              <w:jc w:val="left"/>
+              <w:jc w:val="center"/>
             </w:pPr>
             <w:r/>
             <w:r>
@@ -593,7 +593,7 @@
       </w:tr>
       <w:tr>
         <w:trPr>
-          <w:trHeight w:val="524" w:hRule="atLeast"/>
+          <w:trHeight w:val="637" w:hRule="atLeast"/>
         </w:trPr>
         <w:tc>
           <w:tcPr>
@@ -609,7 +609,7 @@
           <w:p>
             <w:pPr>
               <w:spacing w:after="0" w:line="312" w:lineRule="auto"/>
-              <w:jc w:val="left"/>
+              <w:jc w:val="center"/>
             </w:pPr>
             <w:r/>
             <w:r>
@@ -635,7 +635,7 @@
           <w:p>
             <w:pPr>
               <w:spacing w:after="0" w:line="312" w:lineRule="auto"/>
-              <w:jc w:val="left"/>
+              <w:jc w:val="center"/>
             </w:pPr>
             <w:r/>
             <w:r>
@@ -661,7 +661,7 @@
           <w:p>
             <w:pPr>
               <w:spacing w:after="0" w:line="312" w:lineRule="auto"/>
-              <w:jc w:val="left"/>
+              <w:jc w:val="center"/>
             </w:pPr>
             <w:r/>
             <w:r>
@@ -687,7 +687,7 @@
           <w:p>
             <w:pPr>
               <w:spacing w:after="0" w:line="312" w:lineRule="auto"/>
-              <w:jc w:val="left"/>
+              <w:jc w:val="center"/>
             </w:pPr>
             <w:r/>
             <w:r>
@@ -713,7 +713,7 @@
           <w:p>
             <w:pPr>
               <w:spacing w:after="0" w:line="312" w:lineRule="auto"/>
-              <w:jc w:val="left"/>
+              <w:jc w:val="center"/>
             </w:pPr>
             <w:r/>
             <w:r>
@@ -739,7 +739,7 @@
           <w:p>
             <w:pPr>
               <w:spacing w:after="0" w:line="312" w:lineRule="auto"/>
-              <w:jc w:val="left"/>
+              <w:jc w:val="center"/>
             </w:pPr>
             <w:r/>
             <w:r>
@@ -754,7 +754,7 @@
       </w:tr>
       <w:tr>
         <w:trPr>
-          <w:trHeight w:val="524" w:hRule="atLeast"/>
+          <w:trHeight w:val="637" w:hRule="atLeast"/>
         </w:trPr>
         <w:tc>
           <w:tcPr>
@@ -770,7 +770,7 @@
           <w:p>
             <w:pPr>
               <w:spacing w:after="0" w:line="312" w:lineRule="auto"/>
-              <w:jc w:val="left"/>
+              <w:jc w:val="center"/>
             </w:pPr>
             <w:r/>
             <w:r>
@@ -796,7 +796,7 @@
           <w:p>
             <w:pPr>
               <w:spacing w:after="0" w:line="312" w:lineRule="auto"/>
-              <w:jc w:val="left"/>
+              <w:jc w:val="center"/>
             </w:pPr>
             <w:r/>
             <w:r>
@@ -822,7 +822,7 @@
           <w:p>
             <w:pPr>
               <w:spacing w:after="0" w:line="312" w:lineRule="auto"/>
-              <w:jc w:val="left"/>
+              <w:jc w:val="center"/>
             </w:pPr>
             <w:r/>
             <w:r>
@@ -848,7 +848,7 @@
           <w:p>
             <w:pPr>
               <w:spacing w:after="0" w:line="312" w:lineRule="auto"/>
-              <w:jc w:val="left"/>
+              <w:jc w:val="center"/>
             </w:pPr>
             <w:r/>
             <w:r>
@@ -874,7 +874,7 @@
           <w:p>
             <w:pPr>
               <w:spacing w:after="0" w:line="312" w:lineRule="auto"/>
-              <w:jc w:val="left"/>
+              <w:jc w:val="center"/>
             </w:pPr>
             <w:r/>
             <w:r>
@@ -900,7 +900,7 @@
           <w:p>
             <w:pPr>
               <w:spacing w:after="0" w:line="312" w:lineRule="auto"/>
-              <w:jc w:val="left"/>
+              <w:jc w:val="center"/>
             </w:pPr>
             <w:r/>
             <w:r>
@@ -916,7 +916,7 @@
     </w:tbl>
     <w:p>
       <w:pPr>
-        <w:spacing w:after="41" w:before="0" w:line="312" w:lineRule="auto"/>
+        <w:spacing w:after="50" w:before="0" w:line="312" w:lineRule="auto"/>
         <w:jc w:val="left"/>
       </w:pPr>
       <w:r>
@@ -943,7 +943,7 @@
       </w:tblGrid>
       <w:tr>
         <w:trPr>
-          <w:trHeight w:val="466" w:hRule="atLeast"/>
+          <w:trHeight w:val="566" w:hRule="atLeast"/>
         </w:trPr>
         <w:tc>
           <w:tcPr>
@@ -1058,7 +1058,7 @@
       </w:tr>
       <w:tr>
         <w:trPr>
-          <w:trHeight w:val="466" w:hRule="atLeast"/>
+          <w:trHeight w:val="566" w:hRule="atLeast"/>
         </w:trPr>
         <w:tc>
           <w:tcPr>
@@ -1174,7 +1174,7 @@
     </w:tbl>
     <w:p>
       <w:pPr>
-        <w:spacing w:after="41" w:before="0" w:line="312" w:lineRule="auto"/>
+        <w:spacing w:after="50" w:before="0" w:line="312" w:lineRule="auto"/>
         <w:jc w:val="left"/>
       </w:pPr>
       <w:r>
@@ -1187,7 +1187,7 @@
     </w:p>
     <w:p>
       <w:pPr>
-        <w:spacing w:after="41" w:before="103" w:line="312" w:lineRule="auto"/>
+        <w:spacing w:after="50" w:before="125" w:line="312" w:lineRule="auto"/>
         <w:jc w:val="left"/>
       </w:pPr>
       <w:r>
@@ -1201,7 +1201,7 @@
     </w:p>
     <w:p>
       <w:pPr>
-        <w:spacing w:after="41" w:before="0" w:line="312" w:lineRule="auto"/>
+        <w:spacing w:after="50" w:before="0" w:line="312" w:lineRule="auto"/>
         <w:ind w:left="170"/>
         <w:jc w:val="both"/>
       </w:pPr>
@@ -1216,7 +1216,7 @@
     </w:p>
     <w:p>
       <w:pPr>
-        <w:spacing w:after="41" w:before="103" w:line="312" w:lineRule="auto"/>
+        <w:spacing w:after="50" w:before="125" w:line="312" w:lineRule="auto"/>
         <w:jc w:val="left"/>
       </w:pPr>
       <w:r>
@@ -1230,7 +1230,7 @@
     </w:p>
     <w:p>
       <w:pPr>
-        <w:spacing w:after="41" w:before="0" w:line="312" w:lineRule="auto"/>
+        <w:spacing w:after="50" w:before="0" w:line="312" w:lineRule="auto"/>
         <w:ind w:left="170"/>
         <w:jc w:val="both"/>
       </w:pPr>
@@ -1245,7 +1245,7 @@
     </w:p>
     <w:p>
       <w:pPr>
-        <w:spacing w:after="41" w:before="0" w:line="312" w:lineRule="auto"/>
+        <w:spacing w:after="50" w:before="0" w:line="312" w:lineRule="auto"/>
         <w:ind w:left="170"/>
         <w:jc w:val="both"/>
       </w:pPr>
@@ -1260,7 +1260,7 @@
     </w:p>
     <w:p>
       <w:pPr>
-        <w:spacing w:after="41" w:before="103" w:line="312" w:lineRule="auto"/>
+        <w:spacing w:after="50" w:before="125" w:line="312" w:lineRule="auto"/>
         <w:jc w:val="left"/>
       </w:pPr>
       <w:r>
@@ -1274,7 +1274,7 @@
     </w:p>
     <w:p>
       <w:pPr>
-        <w:spacing w:after="41" w:before="0" w:line="312" w:lineRule="auto"/>
+        <w:spacing w:after="50" w:before="0" w:line="312" w:lineRule="auto"/>
         <w:ind w:left="170"/>
         <w:jc w:val="both"/>
       </w:pPr>
@@ -1289,7 +1289,7 @@
     </w:p>
     <w:p>
       <w:pPr>
-        <w:spacing w:after="41" w:before="0" w:line="312" w:lineRule="auto"/>
+        <w:spacing w:after="50" w:before="0" w:line="312" w:lineRule="auto"/>
         <w:ind w:left="170"/>
         <w:jc w:val="both"/>
       </w:pPr>
@@ -1304,7 +1304,7 @@
     </w:p>
     <w:p>
       <w:pPr>
-        <w:spacing w:after="41" w:before="103" w:line="312" w:lineRule="auto"/>
+        <w:spacing w:after="50" w:before="125" w:line="312" w:lineRule="auto"/>
         <w:jc w:val="left"/>
       </w:pPr>
       <w:r>
@@ -1318,7 +1318,7 @@
     </w:p>
     <w:p>
       <w:pPr>
-        <w:spacing w:after="41" w:before="0" w:line="312" w:lineRule="auto"/>
+        <w:spacing w:after="50" w:before="0" w:line="312" w:lineRule="auto"/>
         <w:ind w:left="170"/>
         <w:jc w:val="both"/>
       </w:pPr>
@@ -1333,7 +1333,7 @@
     </w:p>
     <w:p>
       <w:pPr>
-        <w:spacing w:after="41" w:before="0" w:line="312" w:lineRule="auto"/>
+        <w:spacing w:after="50" w:before="0" w:line="312" w:lineRule="auto"/>
         <w:ind w:left="170"/>
         <w:jc w:val="both"/>
       </w:pPr>
@@ -1348,7 +1348,7 @@
     </w:p>
     <w:p>
       <w:pPr>
-        <w:spacing w:after="41" w:before="0" w:line="312" w:lineRule="auto"/>
+        <w:spacing w:after="50" w:before="0" w:line="312" w:lineRule="auto"/>
         <w:ind w:left="170"/>
         <w:jc w:val="both"/>
       </w:pPr>
@@ -1363,7 +1363,7 @@
     </w:p>
     <w:p>
       <w:pPr>
-        <w:spacing w:after="41" w:before="103" w:line="312" w:lineRule="auto"/>
+        <w:spacing w:after="50" w:before="125" w:line="312" w:lineRule="auto"/>
         <w:jc w:val="left"/>
       </w:pPr>
       <w:r>
@@ -1377,7 +1377,7 @@
     </w:p>
     <w:p>
       <w:pPr>
-        <w:spacing w:after="41" w:before="0" w:line="312" w:lineRule="auto"/>
+        <w:spacing w:after="50" w:before="0" w:line="312" w:lineRule="auto"/>
         <w:ind w:left="170"/>
         <w:jc w:val="both"/>
       </w:pPr>
@@ -1392,7 +1392,7 @@
     </w:p>
     <w:p>
       <w:pPr>
-        <w:spacing w:after="41" w:before="0" w:line="312" w:lineRule="auto"/>
+        <w:spacing w:after="50" w:before="0" w:line="312" w:lineRule="auto"/>
         <w:ind w:left="170"/>
         <w:jc w:val="both"/>
       </w:pPr>
@@ -1407,7 +1407,7 @@
     </w:p>
     <w:p>
       <w:pPr>
-        <w:spacing w:after="41" w:before="103" w:line="312" w:lineRule="auto"/>
+        <w:spacing w:after="50" w:before="125" w:line="312" w:lineRule="auto"/>
         <w:jc w:val="left"/>
       </w:pPr>
       <w:r>
@@ -1421,7 +1421,7 @@
     </w:p>
     <w:p>
       <w:pPr>
-        <w:spacing w:after="41" w:before="0" w:line="312" w:lineRule="auto"/>
+        <w:spacing w:after="50" w:before="0" w:line="312" w:lineRule="auto"/>
         <w:ind w:left="170"/>
         <w:jc w:val="both"/>
       </w:pPr>
@@ -1436,7 +1436,7 @@
     </w:p>
     <w:p>
       <w:pPr>
-        <w:spacing w:after="41" w:before="0" w:line="312" w:lineRule="auto"/>
+        <w:spacing w:after="50" w:before="0" w:line="312" w:lineRule="auto"/>
         <w:ind w:left="170"/>
         <w:jc w:val="both"/>
       </w:pPr>
@@ -1451,7 +1451,7 @@
     </w:p>
     <w:p>
       <w:pPr>
-        <w:spacing w:after="41" w:before="103" w:line="312" w:lineRule="auto"/>
+        <w:spacing w:after="50" w:before="125" w:line="312" w:lineRule="auto"/>
         <w:jc w:val="left"/>
       </w:pPr>
       <w:r>
@@ -1465,7 +1465,7 @@
     </w:p>
     <w:p>
       <w:pPr>
-        <w:spacing w:after="41" w:before="0" w:line="312" w:lineRule="auto"/>
+        <w:spacing w:after="50" w:before="0" w:line="312" w:lineRule="auto"/>
         <w:ind w:left="170"/>
         <w:jc w:val="both"/>
       </w:pPr>
@@ -1480,7 +1480,7 @@
     </w:p>
     <w:p>
       <w:pPr>
-        <w:spacing w:after="41" w:before="103" w:line="312" w:lineRule="auto"/>
+        <w:spacing w:after="50" w:before="125" w:line="312" w:lineRule="auto"/>
         <w:jc w:val="left"/>
       </w:pPr>
       <w:r>
@@ -1494,7 +1494,7 @@
     </w:p>
     <w:p>
       <w:pPr>
-        <w:spacing w:after="41" w:before="0" w:line="312" w:lineRule="auto"/>
+        <w:spacing w:after="50" w:before="0" w:line="312" w:lineRule="auto"/>
         <w:ind w:left="170"/>
         <w:jc w:val="both"/>
       </w:pPr>
@@ -1509,7 +1509,7 @@
     </w:p>
     <w:p>
       <w:pPr>
-        <w:spacing w:after="41" w:before="0" w:line="312" w:lineRule="auto"/>
+        <w:spacing w:after="50" w:before="0" w:line="312" w:lineRule="auto"/>
         <w:ind w:left="170"/>
         <w:jc w:val="both"/>
       </w:pPr>
@@ -1524,7 +1524,7 @@
     </w:p>
     <w:p>
       <w:pPr>
-        <w:spacing w:after="41" w:before="0" w:line="312" w:lineRule="auto"/>
+        <w:spacing w:after="50" w:before="0" w:line="312" w:lineRule="auto"/>
         <w:ind w:left="170"/>
         <w:jc w:val="both"/>
       </w:pPr>
@@ -1539,7 +1539,7 @@
     </w:p>
     <w:p>
       <w:pPr>
-        <w:spacing w:after="41" w:before="103" w:line="312" w:lineRule="auto"/>
+        <w:spacing w:after="50" w:before="125" w:line="312" w:lineRule="auto"/>
         <w:jc w:val="left"/>
       </w:pPr>
       <w:r>
@@ -1553,7 +1553,7 @@
     </w:p>
     <w:p>
       <w:pPr>
-        <w:spacing w:after="41" w:before="0" w:line="312" w:lineRule="auto"/>
+        <w:spacing w:after="50" w:before="0" w:line="312" w:lineRule="auto"/>
         <w:ind w:left="170"/>
         <w:jc w:val="both"/>
       </w:pPr>
@@ -1568,7 +1568,7 @@
     </w:p>
     <w:p>
       <w:pPr>
-        <w:spacing w:after="41" w:before="103" w:line="312" w:lineRule="auto"/>
+        <w:spacing w:after="50" w:before="125" w:line="312" w:lineRule="auto"/>
         <w:jc w:val="left"/>
       </w:pPr>
       <w:r>
@@ -1582,7 +1582,7 @@
     </w:p>
     <w:p>
       <w:pPr>
-        <w:spacing w:after="41" w:before="0" w:line="312" w:lineRule="auto"/>
+        <w:spacing w:after="50" w:before="0" w:line="312" w:lineRule="auto"/>
         <w:ind w:left="170"/>
         <w:jc w:val="both"/>
       </w:pPr>
@@ -1597,7 +1597,7 @@
     </w:p>
     <w:p>
       <w:pPr>
-        <w:spacing w:after="41" w:before="103" w:line="312" w:lineRule="auto"/>
+        <w:spacing w:after="50" w:before="125" w:line="312" w:lineRule="auto"/>
         <w:jc w:val="left"/>
       </w:pPr>
       <w:r>
@@ -1611,7 +1611,7 @@
     </w:p>
     <w:p>
       <w:pPr>
-        <w:spacing w:after="41" w:before="0" w:line="312" w:lineRule="auto"/>
+        <w:spacing w:after="50" w:before="0" w:line="312" w:lineRule="auto"/>
         <w:ind w:left="170"/>
         <w:jc w:val="both"/>
       </w:pPr>
@@ -1626,7 +1626,7 @@
     </w:p>
     <w:p>
       <w:pPr>
-        <w:spacing w:after="41" w:before="82" w:line="312" w:lineRule="auto"/>
+        <w:spacing w:after="50" w:before="100" w:line="312" w:lineRule="auto"/>
         <w:jc w:val="left"/>
         <w:pBdr>
           <w:bottom w:val="single" w:sz="6" w:space="2" w:color="C9D2DD"/>
@@ -1653,7 +1653,7 @@
     </w:p>
     <w:p>
       <w:pPr>
-        <w:spacing w:after="41" w:before="0" w:line="312" w:lineRule="auto"/>
+        <w:spacing w:after="50" w:before="0" w:line="312" w:lineRule="auto"/>
         <w:jc w:val="left"/>
       </w:pPr>
       <w:r>
@@ -1679,7 +1679,7 @@
       </w:tblGrid>
       <w:tr>
         <w:trPr>
-          <w:trHeight w:val="1283" w:hRule="atLeast"/>
+          <w:trHeight w:val="1558" w:hRule="atLeast"/>
         </w:trPr>
         <w:tc>
           <w:tcPr>
@@ -1702,7 +1702,7 @@
               <w:rPr>
                 <w:rFonts w:ascii="Malgun Gothic" w:hAnsi="Malgun Gothic" w:eastAsia="Malgun Gothic" w:cs="Malgun Gothic"/>
                 <w:b w:val="0"/>
-                <w:sz w:val="20"/>
+                <w:sz w:val="19"/>
               </w:rPr>
             </w:r>
           </w:p>
@@ -1711,7 +1711,7 @@
     </w:tbl>
     <w:p>
       <w:pPr>
-        <w:spacing w:after="41" w:before="0" w:line="312" w:lineRule="auto"/>
+        <w:spacing w:after="50" w:before="0" w:line="312" w:lineRule="auto"/>
         <w:jc w:val="left"/>
       </w:pPr>
       <w:r>
@@ -1724,7 +1724,7 @@
     </w:p>
     <w:p>
       <w:pPr>
-        <w:spacing w:after="41" w:before="0" w:line="312" w:lineRule="auto"/>
+        <w:spacing w:after="50" w:before="0" w:line="312" w:lineRule="auto"/>
         <w:jc w:val="center"/>
       </w:pPr>
       <w:r>
@@ -1738,7 +1738,7 @@
     </w:p>
     <w:p>
       <w:pPr>
-        <w:spacing w:after="82" w:before="82" w:line="312" w:lineRule="auto"/>
+        <w:spacing w:after="100" w:before="100" w:line="312" w:lineRule="auto"/>
         <w:jc w:val="center"/>
       </w:pPr>
       <w:r>
@@ -1766,7 +1766,7 @@
       </w:tblGrid>
       <w:tr>
         <w:trPr>
-          <w:trHeight w:val="641" w:hRule="atLeast"/>
+          <w:trHeight w:val="779" w:hRule="atLeast"/>
         </w:trPr>
         <w:tc>
           <w:tcPr>
@@ -1887,7 +1887,7 @@
       </w:tr>
       <w:tr>
         <w:trPr>
-          <w:trHeight w:val="641" w:hRule="atLeast"/>
+          <w:trHeight w:val="779" w:hRule="atLeast"/>
         </w:trPr>
         <w:tc>
           <w:tcPr>
@@ -1997,7 +1997,7 @@
       </w:tr>
       <w:tr>
         <w:trPr>
-          <w:trHeight w:val="641" w:hRule="atLeast"/>
+          <w:trHeight w:val="779" w:hRule="atLeast"/>
         </w:trPr>
         <w:tc>
           <w:tcPr>
@@ -2013,7 +2013,7 @@
           <w:p>
             <w:pPr>
               <w:spacing w:after="0" w:line="312" w:lineRule="auto"/>
-              <w:jc w:val="left"/>
+              <w:jc w:val="center"/>
             </w:pPr>
             <w:r/>
             <w:r>
@@ -2039,7 +2039,7 @@
           <w:p>
             <w:pPr>
               <w:spacing w:after="0" w:line="312" w:lineRule="auto"/>
-              <w:jc w:val="left"/>
+              <w:jc w:val="center"/>
             </w:pPr>
             <w:r/>
             <w:r>
@@ -2065,7 +2065,7 @@
           <w:p>
             <w:pPr>
               <w:spacing w:after="0" w:line="312" w:lineRule="auto"/>
-              <w:jc w:val="left"/>
+              <w:jc w:val="center"/>
             </w:pPr>
             <w:r/>
             <w:r>
@@ -2091,7 +2091,7 @@
           <w:p>
             <w:pPr>
               <w:spacing w:after="0" w:line="312" w:lineRule="auto"/>
-              <w:jc w:val="left"/>
+              <w:jc w:val="center"/>
             </w:pPr>
             <w:r/>
             <w:r>
@@ -2106,7 +2106,7 @@
       </w:tr>
       <w:tr>
         <w:trPr>
-          <w:trHeight w:val="641" w:hRule="atLeast"/>
+          <w:trHeight w:val="779" w:hRule="atLeast"/>
         </w:trPr>
         <w:tc>
           <w:tcPr>
@@ -2122,7 +2122,7 @@
           <w:p>
             <w:pPr>
               <w:spacing w:after="0" w:line="312" w:lineRule="auto"/>
-              <w:jc w:val="left"/>
+              <w:jc w:val="center"/>
             </w:pPr>
             <w:r/>
             <w:r>
@@ -2148,7 +2148,7 @@
           <w:p>
             <w:pPr>
               <w:spacing w:after="0" w:line="312" w:lineRule="auto"/>
-              <w:jc w:val="left"/>
+              <w:jc w:val="center"/>
             </w:pPr>
             <w:r/>
             <w:r>
@@ -2174,7 +2174,7 @@
           <w:p>
             <w:pPr>
               <w:spacing w:after="0" w:line="312" w:lineRule="auto"/>
-              <w:jc w:val="left"/>
+              <w:jc w:val="center"/>
             </w:pPr>
             <w:r/>
             <w:r>
@@ -2200,7 +2200,7 @@
           <w:p>
             <w:pPr>
               <w:spacing w:after="0" w:line="312" w:lineRule="auto"/>
-              <w:jc w:val="left"/>
+              <w:jc w:val="center"/>
             </w:pPr>
             <w:r/>
             <w:r>
@@ -2216,7 +2216,7 @@
     </w:tbl>
     <w:p>
       <w:pPr>
-        <w:spacing w:after="41" w:before="0" w:line="312" w:lineRule="auto"/>
+        <w:spacing w:after="50" w:before="0" w:line="312" w:lineRule="auto"/>
         <w:jc w:val="left"/>
       </w:pPr>
       <w:r>
@@ -2229,7 +2229,7 @@
     </w:p>
     <w:p>
       <w:pPr>
-        <w:spacing w:after="0" w:before="62" w:line="312" w:lineRule="auto"/>
+        <w:spacing w:after="0" w:before="75" w:line="312" w:lineRule="auto"/>
         <w:jc w:val="left"/>
       </w:pPr>
       <w:r>
